--- a/дп/final/01 Титульный лист 2026 ВЕБ.docx
+++ b/дп/final/01 Титульный лист 2026 ВЕБ.docx
@@ -1,6 +1,6 @@
 
 <file path=word/document.xml><?xml version="1.0" encoding="utf-8"?>
-<w:document xmlns:wpc="http://schemas.microsoft.com/office/word/2010/wordprocessingCanvas" xmlns:cx="http://schemas.microsoft.com/office/drawing/2014/chartex" xmlns:cx1="http://schemas.microsoft.com/office/drawing/2015/9/8/chartex" xmlns:cx2="http://schemas.microsoft.com/office/drawing/2015/10/21/chartex" xmlns:cx3="http://schemas.microsoft.com/office/drawing/2016/5/9/chartex" xmlns:cx4="http://schemas.microsoft.com/office/drawing/2016/5/10/chartex" xmlns:cx5="http://schemas.microsoft.com/office/drawing/2016/5/11/chartex" xmlns:cx6="http://schemas.microsoft.com/office/drawing/2016/5/12/chartex" xmlns:cx7="http://schemas.microsoft.com/office/drawing/2016/5/13/chartex" xmlns:cx8="http://schemas.microsoft.com/office/drawing/2016/5/14/chartex" xmlns:mc="http://schemas.openxmlformats.org/markup-compatibility/2006" xmlns:aink="http://schemas.microsoft.com/office/drawing/2016/ink" xmlns:am3d="http://schemas.microsoft.com/office/drawing/2017/model3d" xmlns:o="urn:schemas-microsoft-com:office:office" xmlns:r="http://schemas.openxmlformats.org/officeDocument/2006/relationships" xmlns:m="http://schemas.openxmlformats.org/officeDocument/2006/math" xmlns:v="urn:schemas-microsoft-com:vml" xmlns:wp14="http://schemas.microsoft.com/office/word/2010/wordprocessingDrawing" xmlns:wp="http://schemas.openxmlformats.org/drawingml/2006/wordprocessingDrawing" xmlns:w10="urn:schemas-microsoft-com:office:word" xmlns:w="http://schemas.openxmlformats.org/wordprocessingml/2006/main" xmlns:w14="http://schemas.microsoft.com/office/word/2010/wordml" xmlns:w15="http://schemas.microsoft.com/office/word/2012/wordml" xmlns:w16cex="http://schemas.microsoft.com/office/word/2018/wordml/cex" xmlns:w16cid="http://schemas.microsoft.com/office/word/2016/wordml/cid" xmlns:w16="http://schemas.microsoft.com/office/word/2018/wordml" xmlns:w16sdtdh="http://schemas.microsoft.com/office/word/2020/wordml/sdtdatahash" xmlns:w16se="http://schemas.microsoft.com/office/word/2015/wordml/symex" xmlns:wpg="http://schemas.microsoft.com/office/word/2010/wordprocessingGroup" xmlns:wpi="http://schemas.microsoft.com/office/word/2010/wordprocessingInk" xmlns:wne="http://schemas.microsoft.com/office/word/2006/wordml" xmlns:wps="http://schemas.microsoft.com/office/word/2010/wordprocessingShape" mc:Ignorable="w14 w15 w16se w16cid w16 w16cex w16sdtdh wp14">
+<w:document xmlns:wpc="http://schemas.microsoft.com/office/word/2010/wordprocessingCanvas" xmlns:cx="http://schemas.microsoft.com/office/drawing/2014/chartex" xmlns:mc="http://schemas.openxmlformats.org/markup-compatibility/2006" xmlns:o="urn:schemas-microsoft-com:office:office" xmlns:r="http://schemas.openxmlformats.org/officeDocument/2006/relationships" xmlns:m="http://schemas.openxmlformats.org/officeDocument/2006/math" xmlns:v="urn:schemas-microsoft-com:vml" xmlns:wp14="http://schemas.microsoft.com/office/word/2010/wordprocessingDrawing" xmlns:wp="http://schemas.openxmlformats.org/drawingml/2006/wordprocessingDrawing" xmlns:w10="urn:schemas-microsoft-com:office:word" xmlns:w="http://schemas.openxmlformats.org/wordprocessingml/2006/main" xmlns:w14="http://schemas.microsoft.com/office/word/2010/wordml" xmlns:w15="http://schemas.microsoft.com/office/word/2012/wordml" xmlns:w16se="http://schemas.microsoft.com/office/word/2015/wordml/symex" xmlns:wpg="http://schemas.microsoft.com/office/word/2010/wordprocessingGroup" xmlns:wpi="http://schemas.microsoft.com/office/word/2010/wordprocessingInk" xmlns:wne="http://schemas.microsoft.com/office/word/2006/wordml" xmlns:wps="http://schemas.microsoft.com/office/word/2010/wordprocessingShape" mc:Ignorable="w14 w15 w16se wp14">
   <w:body>
     <w:p>
       <w:pPr>
@@ -47,7 +47,25 @@
           <w:sz w:val="32"/>
           <w:szCs w:val="32"/>
         </w:rPr>
-        <w:t>ГАПОУ «Альметьевский политехнический техникум»</w:t>
+        <w:t>ГАПОУ «</w:t>
+      </w:r>
+      <w:proofErr w:type="spellStart"/>
+      <w:r>
+        <w:rPr>
+          <w:rFonts w:ascii="GOST type A" w:hAnsi="GOST type A"/>
+          <w:sz w:val="32"/>
+          <w:szCs w:val="32"/>
+        </w:rPr>
+        <w:t>Альметьевский</w:t>
+      </w:r>
+      <w:proofErr w:type="spellEnd"/>
+      <w:r>
+        <w:rPr>
+          <w:rFonts w:ascii="GOST type A" w:hAnsi="GOST type A"/>
+          <w:sz w:val="32"/>
+          <w:szCs w:val="32"/>
+        </w:rPr>
+        <w:t xml:space="preserve"> политехнический техникум»</w:t>
       </w:r>
     </w:p>
     <w:p>
@@ -58,6 +76,17 @@
           <w:i/>
           <w:sz w:val="32"/>
           <w:szCs w:val="32"/>
+        </w:rPr>
+      </w:pPr>
+    </w:p>
+    <w:p>
+      <w:pPr>
+        <w:ind w:left="567" w:right="425"/>
+        <w:jc w:val="center"/>
+        <w:rPr>
+          <w:rFonts w:ascii="GOST type A" w:hAnsi="GOST type A"/>
+          <w:i/>
+          <w:sz w:val="28"/>
         </w:rPr>
       </w:pPr>
     </w:p>
@@ -217,15 +246,28 @@
           <w:szCs w:val="44"/>
         </w:rPr>
       </w:pPr>
-      <w:r>
+    </w:p>
+    <w:p>
+      <w:pPr>
+        <w:jc w:val="center"/>
         <w:rPr>
           <w:rFonts w:ascii="GOST type A" w:hAnsi="GOST type A"/>
           <w:i/>
           <w:sz w:val="44"/>
           <w:szCs w:val="44"/>
         </w:rPr>
-        <w:br/>
-      </w:r>
+      </w:pPr>
+    </w:p>
+    <w:p>
+      <w:pPr>
+        <w:jc w:val="center"/>
+        <w:rPr>
+          <w:rFonts w:ascii="GOST type A" w:hAnsi="GOST type A"/>
+          <w:i/>
+          <w:sz w:val="44"/>
+          <w:szCs w:val="44"/>
+        </w:rPr>
+      </w:pPr>
     </w:p>
     <w:p>
       <w:pPr>
@@ -248,29 +290,7 @@
           <w:sz w:val="44"/>
           <w:szCs w:val="44"/>
         </w:rPr>
-        <w:t xml:space="preserve">Проектирование и разработка серверной части системы управления корпоративной базой знаний с интеллектуальным поиском с помощью чат-бота на примере ООО </w:t>
-      </w:r>
-      <w:r>
-        <w:rPr>
-          <w:rFonts w:ascii="GOST type A" w:eastAsia="GOST type A" w:hAnsi="GOST type A" w:cs="GOST type A"/>
-          <w:i/>
-          <w:iCs/>
-          <w:color w:val="000000"/>
-          <w:sz w:val="44"/>
-          <w:szCs w:val="44"/>
-        </w:rPr>
-        <w:br/>
-      </w:r>
-      <w:r>
-        <w:rPr>
-          <w:rFonts w:ascii="GOST type A" w:eastAsia="GOST type A" w:hAnsi="GOST type A" w:cs="GOST type A"/>
-          <w:i/>
-          <w:iCs/>
-          <w:color w:val="000000"/>
-          <w:sz w:val="44"/>
-          <w:szCs w:val="44"/>
-        </w:rPr>
-        <w:t>«БС-Платформа»</w:t>
+        <w:t>ПРОЕКТИРОВАНИЕ И РАЗРАБОТКА СЕРВЕРНОЙ ЧАСТИ СИСТЕМЫ УПРАВЛЕНИЯ КОРПОРАТИВНОЙ БАЗОЙ ЗНАНИЙ С ИНТЕЛЛЕКТУАЛЬНЫМ ПОИСКОМ С ПОМОЩЬЮ ЧАТ-БОТА НА ПРИМЕРЕ ООО «БС-ПЛАТФОРМА»</w:t>
       </w:r>
     </w:p>
     <w:p>
@@ -340,16 +360,7 @@
           <w:sz w:val="44"/>
           <w:szCs w:val="44"/>
         </w:rPr>
-        <w:t>07.</w:t>
-      </w:r>
-      <w:r>
-        <w:rPr>
-          <w:rFonts w:ascii="GOST type A" w:hAnsi="GOST type A"/>
-          <w:i/>
-          <w:sz w:val="44"/>
-          <w:szCs w:val="44"/>
-        </w:rPr>
-        <w:t>222б</w:t>
+        <w:t>07.222б</w:t>
       </w:r>
       <w:r>
         <w:rPr>
@@ -366,7 +377,6 @@
           <w:i/>
           <w:sz w:val="44"/>
           <w:szCs w:val="44"/>
-          <w:lang w:val="en-US"/>
         </w:rPr>
         <w:t>11</w:t>
       </w:r>
@@ -380,6 +390,48 @@
         <w:t>.ПЗ</w:t>
       </w:r>
       <w:proofErr w:type="gramEnd"/>
+    </w:p>
+    <w:p>
+      <w:pPr>
+        <w:pStyle w:val="affb"/>
+        <w:tabs>
+          <w:tab w:val="left" w:pos="6521"/>
+        </w:tabs>
+        <w:ind w:left="567" w:right="425"/>
+        <w:rPr>
+          <w:rFonts w:ascii="GOST type A" w:hAnsi="GOST type A"/>
+          <w:sz w:val="36"/>
+          <w:szCs w:val="36"/>
+        </w:rPr>
+      </w:pPr>
+    </w:p>
+    <w:p>
+      <w:pPr>
+        <w:pStyle w:val="affb"/>
+        <w:tabs>
+          <w:tab w:val="left" w:pos="6521"/>
+        </w:tabs>
+        <w:ind w:left="567" w:right="425"/>
+        <w:rPr>
+          <w:rFonts w:ascii="GOST type A" w:hAnsi="GOST type A"/>
+          <w:sz w:val="36"/>
+          <w:szCs w:val="36"/>
+        </w:rPr>
+      </w:pPr>
+    </w:p>
+    <w:p>
+      <w:pPr>
+        <w:pStyle w:val="affb"/>
+        <w:tabs>
+          <w:tab w:val="left" w:pos="6521"/>
+        </w:tabs>
+        <w:ind w:left="567" w:right="425"/>
+        <w:rPr>
+          <w:rFonts w:ascii="GOST type A" w:hAnsi="GOST type A"/>
+          <w:sz w:val="36"/>
+          <w:szCs w:val="36"/>
+        </w:rPr>
+      </w:pPr>
     </w:p>
     <w:p>
       <w:pPr>
@@ -478,50 +530,8 @@
           <w:szCs w:val="32"/>
         </w:rPr>
         <w:tab/>
-        <w:t>/</w:t>
+        <w:t>/Т.Р. Гумаров</w:t>
       </w:r>
-      <w:r>
-        <w:rPr>
-          <w:rFonts w:ascii="GOST type A" w:hAnsi="GOST type A"/>
-          <w:sz w:val="32"/>
-          <w:szCs w:val="32"/>
-        </w:rPr>
-        <w:t>Т</w:t>
-      </w:r>
-      <w:r>
-        <w:rPr>
-          <w:rFonts w:ascii="GOST type A" w:hAnsi="GOST type A"/>
-          <w:sz w:val="32"/>
-          <w:szCs w:val="32"/>
-        </w:rPr>
-        <w:t>.</w:t>
-      </w:r>
-      <w:r>
-        <w:rPr>
-          <w:rFonts w:ascii="GOST type A" w:hAnsi="GOST type A"/>
-          <w:sz w:val="32"/>
-          <w:szCs w:val="32"/>
-        </w:rPr>
-        <w:t>Р</w:t>
-      </w:r>
-      <w:r>
-        <w:rPr>
-          <w:rFonts w:ascii="GOST type A" w:hAnsi="GOST type A"/>
-          <w:sz w:val="32"/>
-          <w:szCs w:val="32"/>
-        </w:rPr>
-        <w:t xml:space="preserve">. </w:t>
-      </w:r>
-      <w:proofErr w:type="spellStart"/>
-      <w:r>
-        <w:rPr>
-          <w:rFonts w:ascii="GOST type A" w:hAnsi="GOST type A"/>
-          <w:sz w:val="32"/>
-          <w:szCs w:val="32"/>
-        </w:rPr>
-        <w:t>Гумаров</w:t>
-      </w:r>
-      <w:proofErr w:type="spellEnd"/>
     </w:p>
     <w:p>
       <w:pPr>
@@ -596,24 +606,9 @@
           <w:szCs w:val="32"/>
         </w:rPr>
         <w:tab/>
-        <w:t>/</w:t>
+        <w:t xml:space="preserve">/Т.Р. </w:t>
       </w:r>
-      <w:r>
-        <w:rPr>
-          <w:rFonts w:ascii="GOST type A" w:hAnsi="GOST type A"/>
-          <w:sz w:val="32"/>
-          <w:szCs w:val="32"/>
-        </w:rPr>
-        <w:t>Т</w:t>
-      </w:r>
-      <w:r>
-        <w:rPr>
-          <w:rFonts w:ascii="GOST type A" w:hAnsi="GOST type A"/>
-          <w:sz w:val="32"/>
-          <w:szCs w:val="32"/>
-        </w:rPr>
-        <w:t xml:space="preserve">.Р. </w:t>
-      </w:r>
+      <w:proofErr w:type="spellStart"/>
       <w:r>
         <w:rPr>
           <w:rFonts w:ascii="GOST type A" w:hAnsi="GOST type A"/>
@@ -622,6 +617,7 @@
         </w:rPr>
         <w:t>Галиев</w:t>
       </w:r>
+      <w:proofErr w:type="spellEnd"/>
     </w:p>
     <w:p>
       <w:pPr>
@@ -641,6 +637,22 @@
           <w:szCs w:val="32"/>
         </w:rPr>
         <w:t>Консультант по экономическому разделу</w:t>
+      </w:r>
+      <w:r>
+        <w:rPr>
+          <w:rFonts w:ascii="GOST type A" w:hAnsi="GOST type A"/>
+          <w:sz w:val="32"/>
+          <w:szCs w:val="32"/>
+        </w:rPr>
+        <w:tab/>
+      </w:r>
+      <w:r>
+        <w:rPr>
+          <w:rFonts w:ascii="GOST type A" w:hAnsi="GOST type A"/>
+          <w:sz w:val="32"/>
+          <w:szCs w:val="32"/>
+        </w:rPr>
+        <w:tab/>
       </w:r>
       <w:r>
         <w:rPr>
@@ -663,8 +675,18 @@
           <w:sz w:val="32"/>
           <w:szCs w:val="32"/>
         </w:rPr>
-        <w:t>О.Н. Токранова</w:t>
+        <w:t xml:space="preserve">О.Н. </w:t>
       </w:r>
+      <w:proofErr w:type="spellStart"/>
+      <w:r>
+        <w:rPr>
+          <w:rFonts w:ascii="GOST type A" w:hAnsi="GOST type A"/>
+          <w:sz w:val="32"/>
+          <w:szCs w:val="32"/>
+        </w:rPr>
+        <w:t>Токранова</w:t>
+      </w:r>
+      <w:proofErr w:type="spellEnd"/>
     </w:p>
     <w:p>
       <w:pPr>
@@ -715,11 +737,28 @@
           <w:szCs w:val="32"/>
         </w:rPr>
         <w:tab/>
+      </w:r>
+      <w:r>
+        <w:rPr>
+          <w:rFonts w:ascii="GOST type A" w:hAnsi="GOST type A"/>
+          <w:sz w:val="32"/>
+          <w:szCs w:val="32"/>
+        </w:rPr>
+        <w:tab/>
+      </w:r>
+      <w:r>
+        <w:rPr>
+          <w:rFonts w:ascii="GOST type A" w:hAnsi="GOST type A"/>
+          <w:sz w:val="32"/>
+          <w:szCs w:val="32"/>
+        </w:rPr>
+        <w:tab/>
         <w:t>/</w:t>
       </w:r>
       <w:r>
         <w:rPr>
           <w:rFonts w:ascii="GOST type A" w:hAnsi="GOST type A"/>
+          <w:color w:val="000000" w:themeColor="text1"/>
           <w:sz w:val="32"/>
           <w:szCs w:val="32"/>
         </w:rPr>
@@ -729,6 +768,7 @@
       <w:r>
         <w:rPr>
           <w:rFonts w:ascii="GOST type A" w:hAnsi="GOST type A"/>
+          <w:color w:val="000000" w:themeColor="text1"/>
           <w:sz w:val="32"/>
           <w:szCs w:val="32"/>
         </w:rPr>
@@ -746,6 +786,19 @@
           <w:szCs w:val="36"/>
         </w:rPr>
       </w:pPr>
+    </w:p>
+    <w:p>
+      <w:pPr>
+        <w:jc w:val="center"/>
+        <w:rPr>
+          <w:rFonts w:ascii="GOST type A" w:hAnsi="GOST type A"/>
+          <w:i/>
+          <w:sz w:val="36"/>
+          <w:szCs w:val="36"/>
+        </w:rPr>
+      </w:pPr>
+      <w:bookmarkStart w:id="0" w:name="_GoBack"/>
+      <w:bookmarkEnd w:id="0"/>
     </w:p>
     <w:p>
       <w:pPr>
@@ -826,7 +879,7 @@
 </file>
 
 <file path=word/endnotes.xml><?xml version="1.0" encoding="utf-8"?>
-<w:endnotes xmlns:wpc="http://schemas.microsoft.com/office/word/2010/wordprocessingCanvas" xmlns:cx="http://schemas.microsoft.com/office/drawing/2014/chartex" xmlns:cx1="http://schemas.microsoft.com/office/drawing/2015/9/8/chartex" xmlns:cx2="http://schemas.microsoft.com/office/drawing/2015/10/21/chartex" xmlns:cx3="http://schemas.microsoft.com/office/drawing/2016/5/9/chartex" xmlns:cx4="http://schemas.microsoft.com/office/drawing/2016/5/10/chartex" xmlns:cx5="http://schemas.microsoft.com/office/drawing/2016/5/11/chartex" xmlns:cx6="http://schemas.microsoft.com/office/drawing/2016/5/12/chartex" xmlns:cx7="http://schemas.microsoft.com/office/drawing/2016/5/13/chartex" xmlns:cx8="http://schemas.microsoft.com/office/drawing/2016/5/14/chartex" xmlns:mc="http://schemas.openxmlformats.org/markup-compatibility/2006" xmlns:aink="http://schemas.microsoft.com/office/drawing/2016/ink" xmlns:am3d="http://schemas.microsoft.com/office/drawing/2017/model3d" xmlns:o="urn:schemas-microsoft-com:office:office" xmlns:r="http://schemas.openxmlformats.org/officeDocument/2006/relationships" xmlns:m="http://schemas.openxmlformats.org/officeDocument/2006/math" xmlns:v="urn:schemas-microsoft-com:vml" xmlns:wp14="http://schemas.microsoft.com/office/word/2010/wordprocessingDrawing" xmlns:wp="http://schemas.openxmlformats.org/drawingml/2006/wordprocessingDrawing" xmlns:w10="urn:schemas-microsoft-com:office:word" xmlns:w="http://schemas.openxmlformats.org/wordprocessingml/2006/main" xmlns:w14="http://schemas.microsoft.com/office/word/2010/wordml" xmlns:w15="http://schemas.microsoft.com/office/word/2012/wordml" xmlns:w16cex="http://schemas.microsoft.com/office/word/2018/wordml/cex" xmlns:w16cid="http://schemas.microsoft.com/office/word/2016/wordml/cid" xmlns:w16="http://schemas.microsoft.com/office/word/2018/wordml" xmlns:w16sdtdh="http://schemas.microsoft.com/office/word/2020/wordml/sdtdatahash" xmlns:w16se="http://schemas.microsoft.com/office/word/2015/wordml/symex" xmlns:wpg="http://schemas.microsoft.com/office/word/2010/wordprocessingGroup" xmlns:wpi="http://schemas.microsoft.com/office/word/2010/wordprocessingInk" xmlns:wne="http://schemas.microsoft.com/office/word/2006/wordml" xmlns:wps="http://schemas.microsoft.com/office/word/2010/wordprocessingShape" mc:Ignorable="w14 w15 w16se w16cid w16 w16cex w16sdtdh wp14">
+<w:endnotes xmlns:wpc="http://schemas.microsoft.com/office/word/2010/wordprocessingCanvas" xmlns:cx="http://schemas.microsoft.com/office/drawing/2014/chartex" xmlns:mc="http://schemas.openxmlformats.org/markup-compatibility/2006" xmlns:o="urn:schemas-microsoft-com:office:office" xmlns:r="http://schemas.openxmlformats.org/officeDocument/2006/relationships" xmlns:m="http://schemas.openxmlformats.org/officeDocument/2006/math" xmlns:v="urn:schemas-microsoft-com:vml" xmlns:wp14="http://schemas.microsoft.com/office/word/2010/wordprocessingDrawing" xmlns:wp="http://schemas.openxmlformats.org/drawingml/2006/wordprocessingDrawing" xmlns:w10="urn:schemas-microsoft-com:office:word" xmlns:w="http://schemas.openxmlformats.org/wordprocessingml/2006/main" xmlns:w14="http://schemas.microsoft.com/office/word/2010/wordml" xmlns:w15="http://schemas.microsoft.com/office/word/2012/wordml" xmlns:w16se="http://schemas.microsoft.com/office/word/2015/wordml/symex" xmlns:wpg="http://schemas.microsoft.com/office/word/2010/wordprocessingGroup" xmlns:wpi="http://schemas.microsoft.com/office/word/2010/wordprocessingInk" xmlns:wne="http://schemas.microsoft.com/office/word/2006/wordml" xmlns:wps="http://schemas.microsoft.com/office/word/2010/wordprocessingShape" mc:Ignorable="w14 w15 w16se wp14">
   <w:endnote w:type="separator" w:id="-1">
     <w:p>
       <w:pPr>
@@ -851,7 +904,7 @@
 </file>
 
 <file path=word/footer1.xml><?xml version="1.0" encoding="utf-8"?>
-<w:ftr xmlns:wpc="http://schemas.microsoft.com/office/word/2010/wordprocessingCanvas" xmlns:cx="http://schemas.microsoft.com/office/drawing/2014/chartex" xmlns:cx1="http://schemas.microsoft.com/office/drawing/2015/9/8/chartex" xmlns:cx2="http://schemas.microsoft.com/office/drawing/2015/10/21/chartex" xmlns:cx3="http://schemas.microsoft.com/office/drawing/2016/5/9/chartex" xmlns:cx4="http://schemas.microsoft.com/office/drawing/2016/5/10/chartex" xmlns:cx5="http://schemas.microsoft.com/office/drawing/2016/5/11/chartex" xmlns:cx6="http://schemas.microsoft.com/office/drawing/2016/5/12/chartex" xmlns:cx7="http://schemas.microsoft.com/office/drawing/2016/5/13/chartex" xmlns:cx8="http://schemas.microsoft.com/office/drawing/2016/5/14/chartex" xmlns:mc="http://schemas.openxmlformats.org/markup-compatibility/2006" xmlns:aink="http://schemas.microsoft.com/office/drawing/2016/ink" xmlns:am3d="http://schemas.microsoft.com/office/drawing/2017/model3d" xmlns:o="urn:schemas-microsoft-com:office:office" xmlns:r="http://schemas.openxmlformats.org/officeDocument/2006/relationships" xmlns:m="http://schemas.openxmlformats.org/officeDocument/2006/math" xmlns:v="urn:schemas-microsoft-com:vml" xmlns:wp14="http://schemas.microsoft.com/office/word/2010/wordprocessingDrawing" xmlns:wp="http://schemas.openxmlformats.org/drawingml/2006/wordprocessingDrawing" xmlns:w10="urn:schemas-microsoft-com:office:word" xmlns:w="http://schemas.openxmlformats.org/wordprocessingml/2006/main" xmlns:w14="http://schemas.microsoft.com/office/word/2010/wordml" xmlns:w15="http://schemas.microsoft.com/office/word/2012/wordml" xmlns:w16cex="http://schemas.microsoft.com/office/word/2018/wordml/cex" xmlns:w16cid="http://schemas.microsoft.com/office/word/2016/wordml/cid" xmlns:w16="http://schemas.microsoft.com/office/word/2018/wordml" xmlns:w16sdtdh="http://schemas.microsoft.com/office/word/2020/wordml/sdtdatahash" xmlns:w16se="http://schemas.microsoft.com/office/word/2015/wordml/symex" xmlns:wpg="http://schemas.microsoft.com/office/word/2010/wordprocessingGroup" xmlns:wpi="http://schemas.microsoft.com/office/word/2010/wordprocessingInk" xmlns:wne="http://schemas.microsoft.com/office/word/2006/wordml" xmlns:wps="http://schemas.microsoft.com/office/word/2010/wordprocessingShape" mc:Ignorable="w14 w15 w16se w16cid w16 w16cex w16sdtdh wp14">
+<w:ftr xmlns:wpc="http://schemas.microsoft.com/office/word/2010/wordprocessingCanvas" xmlns:cx="http://schemas.microsoft.com/office/drawing/2014/chartex" xmlns:mc="http://schemas.openxmlformats.org/markup-compatibility/2006" xmlns:o="urn:schemas-microsoft-com:office:office" xmlns:r="http://schemas.openxmlformats.org/officeDocument/2006/relationships" xmlns:m="http://schemas.openxmlformats.org/officeDocument/2006/math" xmlns:v="urn:schemas-microsoft-com:vml" xmlns:wp14="http://schemas.microsoft.com/office/word/2010/wordprocessingDrawing" xmlns:wp="http://schemas.openxmlformats.org/drawingml/2006/wordprocessingDrawing" xmlns:w10="urn:schemas-microsoft-com:office:word" xmlns:w="http://schemas.openxmlformats.org/wordprocessingml/2006/main" xmlns:w14="http://schemas.microsoft.com/office/word/2010/wordml" xmlns:w15="http://schemas.microsoft.com/office/word/2012/wordml" xmlns:w16se="http://schemas.microsoft.com/office/word/2015/wordml/symex" xmlns:wpg="http://schemas.microsoft.com/office/word/2010/wordprocessingGroup" xmlns:wpi="http://schemas.microsoft.com/office/word/2010/wordprocessingInk" xmlns:wne="http://schemas.microsoft.com/office/word/2006/wordml" xmlns:wps="http://schemas.microsoft.com/office/word/2010/wordprocessingShape" mc:Ignorable="w14 w15 w16se wp14">
   <w:p>
     <w:pPr>
       <w:pStyle w:val="af4"/>
@@ -864,7 +917,7 @@
       <mc:AlternateContent>
         <mc:Choice Requires="wpg">
           <w:drawing>
-            <wp:anchor distT="0" distB="0" distL="114300" distR="114300" simplePos="0" relativeHeight="251658240" behindDoc="0" locked="0" layoutInCell="1" allowOverlap="1" wp14:anchorId="44936B9A" wp14:editId="6693CD28">
+            <wp:anchor distT="0" distB="0" distL="114300" distR="114300" simplePos="0" relativeHeight="251658240" behindDoc="0" locked="0" layoutInCell="1" allowOverlap="1">
               <wp:simplePos x="0" y="0"/>
               <wp:positionH relativeFrom="page">
                 <wp:posOffset>723900</wp:posOffset>
@@ -1822,7 +1875,7 @@
 </file>
 
 <file path=word/footer2.xml><?xml version="1.0" encoding="utf-8"?>
-<w:ftr xmlns:wpc="http://schemas.microsoft.com/office/word/2010/wordprocessingCanvas" xmlns:cx="http://schemas.microsoft.com/office/drawing/2014/chartex" xmlns:cx1="http://schemas.microsoft.com/office/drawing/2015/9/8/chartex" xmlns:cx2="http://schemas.microsoft.com/office/drawing/2015/10/21/chartex" xmlns:cx3="http://schemas.microsoft.com/office/drawing/2016/5/9/chartex" xmlns:cx4="http://schemas.microsoft.com/office/drawing/2016/5/10/chartex" xmlns:cx5="http://schemas.microsoft.com/office/drawing/2016/5/11/chartex" xmlns:cx6="http://schemas.microsoft.com/office/drawing/2016/5/12/chartex" xmlns:cx7="http://schemas.microsoft.com/office/drawing/2016/5/13/chartex" xmlns:cx8="http://schemas.microsoft.com/office/drawing/2016/5/14/chartex" xmlns:mc="http://schemas.openxmlformats.org/markup-compatibility/2006" xmlns:aink="http://schemas.microsoft.com/office/drawing/2016/ink" xmlns:am3d="http://schemas.microsoft.com/office/drawing/2017/model3d" xmlns:o="urn:schemas-microsoft-com:office:office" xmlns:r="http://schemas.openxmlformats.org/officeDocument/2006/relationships" xmlns:m="http://schemas.openxmlformats.org/officeDocument/2006/math" xmlns:v="urn:schemas-microsoft-com:vml" xmlns:wp14="http://schemas.microsoft.com/office/word/2010/wordprocessingDrawing" xmlns:wp="http://schemas.openxmlformats.org/drawingml/2006/wordprocessingDrawing" xmlns:w10="urn:schemas-microsoft-com:office:word" xmlns:w="http://schemas.openxmlformats.org/wordprocessingml/2006/main" xmlns:w14="http://schemas.microsoft.com/office/word/2010/wordml" xmlns:w15="http://schemas.microsoft.com/office/word/2012/wordml" xmlns:w16cex="http://schemas.microsoft.com/office/word/2018/wordml/cex" xmlns:w16cid="http://schemas.microsoft.com/office/word/2016/wordml/cid" xmlns:w16="http://schemas.microsoft.com/office/word/2018/wordml" xmlns:w16sdtdh="http://schemas.microsoft.com/office/word/2020/wordml/sdtdatahash" xmlns:w16se="http://schemas.microsoft.com/office/word/2015/wordml/symex" xmlns:wpg="http://schemas.microsoft.com/office/word/2010/wordprocessingGroup" xmlns:wpi="http://schemas.microsoft.com/office/word/2010/wordprocessingInk" xmlns:wne="http://schemas.microsoft.com/office/word/2006/wordml" xmlns:wps="http://schemas.microsoft.com/office/word/2010/wordprocessingShape" mc:Ignorable="w14 w15 w16se w16cid w16 w16cex w16sdtdh wp14">
+<w:ftr xmlns:wpc="http://schemas.microsoft.com/office/word/2010/wordprocessingCanvas" xmlns:cx="http://schemas.microsoft.com/office/drawing/2014/chartex" xmlns:mc="http://schemas.openxmlformats.org/markup-compatibility/2006" xmlns:o="urn:schemas-microsoft-com:office:office" xmlns:r="http://schemas.openxmlformats.org/officeDocument/2006/relationships" xmlns:m="http://schemas.openxmlformats.org/officeDocument/2006/math" xmlns:v="urn:schemas-microsoft-com:vml" xmlns:wp14="http://schemas.microsoft.com/office/word/2010/wordprocessingDrawing" xmlns:wp="http://schemas.openxmlformats.org/drawingml/2006/wordprocessingDrawing" xmlns:w10="urn:schemas-microsoft-com:office:word" xmlns:w="http://schemas.openxmlformats.org/wordprocessingml/2006/main" xmlns:w14="http://schemas.microsoft.com/office/word/2010/wordml" xmlns:w15="http://schemas.microsoft.com/office/word/2012/wordml" xmlns:w16se="http://schemas.microsoft.com/office/word/2015/wordml/symex" xmlns:wpg="http://schemas.microsoft.com/office/word/2010/wordprocessingGroup" xmlns:wpi="http://schemas.microsoft.com/office/word/2010/wordprocessingInk" xmlns:wne="http://schemas.microsoft.com/office/word/2006/wordml" xmlns:wps="http://schemas.microsoft.com/office/word/2010/wordprocessingShape" mc:Ignorable="w14 w15 w16se wp14">
   <w:p>
     <w:pPr>
       <w:pStyle w:val="af4"/>
@@ -1835,7 +1888,7 @@
       <mc:AlternateContent>
         <mc:Choice Requires="wpg">
           <w:drawing>
-            <wp:anchor distT="0" distB="0" distL="114300" distR="114300" simplePos="0" relativeHeight="251660288" behindDoc="0" locked="0" layoutInCell="1" allowOverlap="1" wp14:anchorId="4F326C0B" wp14:editId="5C67CD24">
+            <wp:anchor distT="0" distB="0" distL="114300" distR="114300" simplePos="0" relativeHeight="251660288" behindDoc="0" locked="0" layoutInCell="1" allowOverlap="1">
               <wp:simplePos x="0" y="0"/>
               <wp:positionH relativeFrom="page">
                 <wp:posOffset>723900</wp:posOffset>
@@ -2460,6 +2513,7 @@
                               <w:rPr>
                                 <w:rFonts w:ascii="GOST type B" w:hAnsi="GOST type B"/>
                                 <w:i/>
+                                <w:noProof/>
                                 <w:sz w:val="24"/>
                                 <w:szCs w:val="24"/>
                               </w:rPr>
@@ -2775,6 +2829,7 @@
                         <w:rPr>
                           <w:rFonts w:ascii="GOST type B" w:hAnsi="GOST type B"/>
                           <w:i/>
+                          <w:noProof/>
                           <w:sz w:val="24"/>
                           <w:szCs w:val="24"/>
                         </w:rPr>
@@ -2810,7 +2865,15 @@
                           <w:rFonts w:ascii="GOST type B" w:hAnsi="GOST type B"/>
                           <w:lang w:val="ru-RU"/>
                         </w:rPr>
-                        <w:t>ВКР.09.02.04</w:t>
+                        <w:t>ВКР.09.02.</w:t>
+                      </w:r>
+                      <w:proofErr w:type="gramStart"/>
+                      <w:r>
+                        <w:rPr>
+                          <w:rFonts w:ascii="GOST type B" w:hAnsi="GOST type B"/>
+                          <w:lang w:val="ru-RU"/>
+                        </w:rPr>
+                        <w:t>04</w:t>
                       </w:r>
                       <w:r>
                         <w:rPr>
@@ -2825,6 +2888,7 @@
                         </w:rPr>
                         <w:t>131б.04.ПЗ</w:t>
                       </w:r>
+                      <w:proofErr w:type="gramEnd"/>
                     </w:p>
                   </w:txbxContent>
                 </v:textbox>
@@ -2840,7 +2904,7 @@
 </file>
 
 <file path=word/footer3.xml><?xml version="1.0" encoding="utf-8"?>
-<w:ftr xmlns:wpc="http://schemas.microsoft.com/office/word/2010/wordprocessingCanvas" xmlns:cx="http://schemas.microsoft.com/office/drawing/2014/chartex" xmlns:cx1="http://schemas.microsoft.com/office/drawing/2015/9/8/chartex" xmlns:cx2="http://schemas.microsoft.com/office/drawing/2015/10/21/chartex" xmlns:cx3="http://schemas.microsoft.com/office/drawing/2016/5/9/chartex" xmlns:cx4="http://schemas.microsoft.com/office/drawing/2016/5/10/chartex" xmlns:cx5="http://schemas.microsoft.com/office/drawing/2016/5/11/chartex" xmlns:cx6="http://schemas.microsoft.com/office/drawing/2016/5/12/chartex" xmlns:cx7="http://schemas.microsoft.com/office/drawing/2016/5/13/chartex" xmlns:cx8="http://schemas.microsoft.com/office/drawing/2016/5/14/chartex" xmlns:mc="http://schemas.openxmlformats.org/markup-compatibility/2006" xmlns:aink="http://schemas.microsoft.com/office/drawing/2016/ink" xmlns:am3d="http://schemas.microsoft.com/office/drawing/2017/model3d" xmlns:o="urn:schemas-microsoft-com:office:office" xmlns:r="http://schemas.openxmlformats.org/officeDocument/2006/relationships" xmlns:m="http://schemas.openxmlformats.org/officeDocument/2006/math" xmlns:v="urn:schemas-microsoft-com:vml" xmlns:wp14="http://schemas.microsoft.com/office/word/2010/wordprocessingDrawing" xmlns:wp="http://schemas.openxmlformats.org/drawingml/2006/wordprocessingDrawing" xmlns:w10="urn:schemas-microsoft-com:office:word" xmlns:w="http://schemas.openxmlformats.org/wordprocessingml/2006/main" xmlns:w14="http://schemas.microsoft.com/office/word/2010/wordml" xmlns:w15="http://schemas.microsoft.com/office/word/2012/wordml" xmlns:w16cex="http://schemas.microsoft.com/office/word/2018/wordml/cex" xmlns:w16cid="http://schemas.microsoft.com/office/word/2016/wordml/cid" xmlns:w16="http://schemas.microsoft.com/office/word/2018/wordml" xmlns:w16sdtdh="http://schemas.microsoft.com/office/word/2020/wordml/sdtdatahash" xmlns:w16se="http://schemas.microsoft.com/office/word/2015/wordml/symex" xmlns:wpg="http://schemas.microsoft.com/office/word/2010/wordprocessingGroup" xmlns:wpi="http://schemas.microsoft.com/office/word/2010/wordprocessingInk" xmlns:wne="http://schemas.microsoft.com/office/word/2006/wordml" xmlns:wps="http://schemas.microsoft.com/office/word/2010/wordprocessingShape" mc:Ignorable="w14 w15 w16se w16cid w16 w16cex w16sdtdh wp14">
+<w:ftr xmlns:wpc="http://schemas.microsoft.com/office/word/2010/wordprocessingCanvas" xmlns:cx="http://schemas.microsoft.com/office/drawing/2014/chartex" xmlns:mc="http://schemas.openxmlformats.org/markup-compatibility/2006" xmlns:o="urn:schemas-microsoft-com:office:office" xmlns:r="http://schemas.openxmlformats.org/officeDocument/2006/relationships" xmlns:m="http://schemas.openxmlformats.org/officeDocument/2006/math" xmlns:v="urn:schemas-microsoft-com:vml" xmlns:wp14="http://schemas.microsoft.com/office/word/2010/wordprocessingDrawing" xmlns:wp="http://schemas.openxmlformats.org/drawingml/2006/wordprocessingDrawing" xmlns:w10="urn:schemas-microsoft-com:office:word" xmlns:w="http://schemas.openxmlformats.org/wordprocessingml/2006/main" xmlns:w14="http://schemas.microsoft.com/office/word/2010/wordml" xmlns:w15="http://schemas.microsoft.com/office/word/2012/wordml" xmlns:w16se="http://schemas.microsoft.com/office/word/2015/wordml/symex" xmlns:wpg="http://schemas.microsoft.com/office/word/2010/wordprocessingGroup" xmlns:wpi="http://schemas.microsoft.com/office/word/2010/wordprocessingInk" xmlns:wne="http://schemas.microsoft.com/office/word/2006/wordml" xmlns:wps="http://schemas.microsoft.com/office/word/2010/wordprocessingShape" mc:Ignorable="w14 w15 w16se wp14">
   <w:p>
     <w:pPr>
       <w:pStyle w:val="af4"/>
@@ -2850,7 +2914,7 @@
 </file>
 
 <file path=word/footnotes.xml><?xml version="1.0" encoding="utf-8"?>
-<w:footnotes xmlns:wpc="http://schemas.microsoft.com/office/word/2010/wordprocessingCanvas" xmlns:cx="http://schemas.microsoft.com/office/drawing/2014/chartex" xmlns:cx1="http://schemas.microsoft.com/office/drawing/2015/9/8/chartex" xmlns:cx2="http://schemas.microsoft.com/office/drawing/2015/10/21/chartex" xmlns:cx3="http://schemas.microsoft.com/office/drawing/2016/5/9/chartex" xmlns:cx4="http://schemas.microsoft.com/office/drawing/2016/5/10/chartex" xmlns:cx5="http://schemas.microsoft.com/office/drawing/2016/5/11/chartex" xmlns:cx6="http://schemas.microsoft.com/office/drawing/2016/5/12/chartex" xmlns:cx7="http://schemas.microsoft.com/office/drawing/2016/5/13/chartex" xmlns:cx8="http://schemas.microsoft.com/office/drawing/2016/5/14/chartex" xmlns:mc="http://schemas.openxmlformats.org/markup-compatibility/2006" xmlns:aink="http://schemas.microsoft.com/office/drawing/2016/ink" xmlns:am3d="http://schemas.microsoft.com/office/drawing/2017/model3d" xmlns:o="urn:schemas-microsoft-com:office:office" xmlns:r="http://schemas.openxmlformats.org/officeDocument/2006/relationships" xmlns:m="http://schemas.openxmlformats.org/officeDocument/2006/math" xmlns:v="urn:schemas-microsoft-com:vml" xmlns:wp14="http://schemas.microsoft.com/office/word/2010/wordprocessingDrawing" xmlns:wp="http://schemas.openxmlformats.org/drawingml/2006/wordprocessingDrawing" xmlns:w10="urn:schemas-microsoft-com:office:word" xmlns:w="http://schemas.openxmlformats.org/wordprocessingml/2006/main" xmlns:w14="http://schemas.microsoft.com/office/word/2010/wordml" xmlns:w15="http://schemas.microsoft.com/office/word/2012/wordml" xmlns:w16cex="http://schemas.microsoft.com/office/word/2018/wordml/cex" xmlns:w16cid="http://schemas.microsoft.com/office/word/2016/wordml/cid" xmlns:w16="http://schemas.microsoft.com/office/word/2018/wordml" xmlns:w16sdtdh="http://schemas.microsoft.com/office/word/2020/wordml/sdtdatahash" xmlns:w16se="http://schemas.microsoft.com/office/word/2015/wordml/symex" xmlns:wpg="http://schemas.microsoft.com/office/word/2010/wordprocessingGroup" xmlns:wpi="http://schemas.microsoft.com/office/word/2010/wordprocessingInk" xmlns:wne="http://schemas.microsoft.com/office/word/2006/wordml" xmlns:wps="http://schemas.microsoft.com/office/word/2010/wordprocessingShape" mc:Ignorable="w14 w15 w16se w16cid w16 w16cex w16sdtdh wp14">
+<w:footnotes xmlns:wpc="http://schemas.microsoft.com/office/word/2010/wordprocessingCanvas" xmlns:cx="http://schemas.microsoft.com/office/drawing/2014/chartex" xmlns:mc="http://schemas.openxmlformats.org/markup-compatibility/2006" xmlns:o="urn:schemas-microsoft-com:office:office" xmlns:r="http://schemas.openxmlformats.org/officeDocument/2006/relationships" xmlns:m="http://schemas.openxmlformats.org/officeDocument/2006/math" xmlns:v="urn:schemas-microsoft-com:vml" xmlns:wp14="http://schemas.microsoft.com/office/word/2010/wordprocessingDrawing" xmlns:wp="http://schemas.openxmlformats.org/drawingml/2006/wordprocessingDrawing" xmlns:w10="urn:schemas-microsoft-com:office:word" xmlns:w="http://schemas.openxmlformats.org/wordprocessingml/2006/main" xmlns:w14="http://schemas.microsoft.com/office/word/2010/wordml" xmlns:w15="http://schemas.microsoft.com/office/word/2012/wordml" xmlns:w16se="http://schemas.microsoft.com/office/word/2015/wordml/symex" xmlns:wpg="http://schemas.microsoft.com/office/word/2010/wordprocessingGroup" xmlns:wpi="http://schemas.microsoft.com/office/word/2010/wordprocessingInk" xmlns:wne="http://schemas.microsoft.com/office/word/2006/wordml" xmlns:wps="http://schemas.microsoft.com/office/word/2010/wordprocessingShape" mc:Ignorable="w14 w15 w16se wp14">
   <w:footnote w:type="separator" w:id="-1">
     <w:p>
       <w:pPr>
@@ -2875,7 +2939,7 @@
 </file>
 
 <file path=word/header1.xml><?xml version="1.0" encoding="utf-8"?>
-<w:hdr xmlns:wpc="http://schemas.microsoft.com/office/word/2010/wordprocessingCanvas" xmlns:cx="http://schemas.microsoft.com/office/drawing/2014/chartex" xmlns:cx1="http://schemas.microsoft.com/office/drawing/2015/9/8/chartex" xmlns:cx2="http://schemas.microsoft.com/office/drawing/2015/10/21/chartex" xmlns:cx3="http://schemas.microsoft.com/office/drawing/2016/5/9/chartex" xmlns:cx4="http://schemas.microsoft.com/office/drawing/2016/5/10/chartex" xmlns:cx5="http://schemas.microsoft.com/office/drawing/2016/5/11/chartex" xmlns:cx6="http://schemas.microsoft.com/office/drawing/2016/5/12/chartex" xmlns:cx7="http://schemas.microsoft.com/office/drawing/2016/5/13/chartex" xmlns:cx8="http://schemas.microsoft.com/office/drawing/2016/5/14/chartex" xmlns:mc="http://schemas.openxmlformats.org/markup-compatibility/2006" xmlns:aink="http://schemas.microsoft.com/office/drawing/2016/ink" xmlns:am3d="http://schemas.microsoft.com/office/drawing/2017/model3d" xmlns:o="urn:schemas-microsoft-com:office:office" xmlns:r="http://schemas.openxmlformats.org/officeDocument/2006/relationships" xmlns:m="http://schemas.openxmlformats.org/officeDocument/2006/math" xmlns:v="urn:schemas-microsoft-com:vml" xmlns:wp14="http://schemas.microsoft.com/office/word/2010/wordprocessingDrawing" xmlns:wp="http://schemas.openxmlformats.org/drawingml/2006/wordprocessingDrawing" xmlns:w10="urn:schemas-microsoft-com:office:word" xmlns:w="http://schemas.openxmlformats.org/wordprocessingml/2006/main" xmlns:w14="http://schemas.microsoft.com/office/word/2010/wordml" xmlns:w15="http://schemas.microsoft.com/office/word/2012/wordml" xmlns:w16cex="http://schemas.microsoft.com/office/word/2018/wordml/cex" xmlns:w16cid="http://schemas.microsoft.com/office/word/2016/wordml/cid" xmlns:w16="http://schemas.microsoft.com/office/word/2018/wordml" xmlns:w16sdtdh="http://schemas.microsoft.com/office/word/2020/wordml/sdtdatahash" xmlns:w16se="http://schemas.microsoft.com/office/word/2015/wordml/symex" xmlns:wpg="http://schemas.microsoft.com/office/word/2010/wordprocessingGroup" xmlns:wpi="http://schemas.microsoft.com/office/word/2010/wordprocessingInk" xmlns:wne="http://schemas.microsoft.com/office/word/2006/wordml" xmlns:wps="http://schemas.microsoft.com/office/word/2010/wordprocessingShape" mc:Ignorable="w14 w15 w16se w16cid w16 w16cex w16sdtdh wp14">
+<w:hdr xmlns:wpc="http://schemas.microsoft.com/office/word/2010/wordprocessingCanvas" xmlns:cx="http://schemas.microsoft.com/office/drawing/2014/chartex" xmlns:mc="http://schemas.openxmlformats.org/markup-compatibility/2006" xmlns:o="urn:schemas-microsoft-com:office:office" xmlns:r="http://schemas.openxmlformats.org/officeDocument/2006/relationships" xmlns:m="http://schemas.openxmlformats.org/officeDocument/2006/math" xmlns:v="urn:schemas-microsoft-com:vml" xmlns:wp14="http://schemas.microsoft.com/office/word/2010/wordprocessingDrawing" xmlns:wp="http://schemas.openxmlformats.org/drawingml/2006/wordprocessingDrawing" xmlns:w10="urn:schemas-microsoft-com:office:word" xmlns:w="http://schemas.openxmlformats.org/wordprocessingml/2006/main" xmlns:w14="http://schemas.microsoft.com/office/word/2010/wordml" xmlns:w15="http://schemas.microsoft.com/office/word/2012/wordml" xmlns:w16se="http://schemas.microsoft.com/office/word/2015/wordml/symex" xmlns:wpg="http://schemas.microsoft.com/office/word/2010/wordprocessingGroup" xmlns:wpi="http://schemas.microsoft.com/office/word/2010/wordprocessingInk" xmlns:wne="http://schemas.microsoft.com/office/word/2006/wordml" xmlns:wps="http://schemas.microsoft.com/office/word/2010/wordprocessingShape" mc:Ignorable="w14 w15 w16se wp14">
   <w:p>
     <w:pPr>
       <w:pStyle w:val="af2"/>
@@ -2895,7 +2959,7 @@
 </file>
 
 <file path=word/header2.xml><?xml version="1.0" encoding="utf-8"?>
-<w:hdr xmlns:wpc="http://schemas.microsoft.com/office/word/2010/wordprocessingCanvas" xmlns:cx="http://schemas.microsoft.com/office/drawing/2014/chartex" xmlns:cx1="http://schemas.microsoft.com/office/drawing/2015/9/8/chartex" xmlns:cx2="http://schemas.microsoft.com/office/drawing/2015/10/21/chartex" xmlns:cx3="http://schemas.microsoft.com/office/drawing/2016/5/9/chartex" xmlns:cx4="http://schemas.microsoft.com/office/drawing/2016/5/10/chartex" xmlns:cx5="http://schemas.microsoft.com/office/drawing/2016/5/11/chartex" xmlns:cx6="http://schemas.microsoft.com/office/drawing/2016/5/12/chartex" xmlns:cx7="http://schemas.microsoft.com/office/drawing/2016/5/13/chartex" xmlns:cx8="http://schemas.microsoft.com/office/drawing/2016/5/14/chartex" xmlns:mc="http://schemas.openxmlformats.org/markup-compatibility/2006" xmlns:aink="http://schemas.microsoft.com/office/drawing/2016/ink" xmlns:am3d="http://schemas.microsoft.com/office/drawing/2017/model3d" xmlns:o="urn:schemas-microsoft-com:office:office" xmlns:r="http://schemas.openxmlformats.org/officeDocument/2006/relationships" xmlns:m="http://schemas.openxmlformats.org/officeDocument/2006/math" xmlns:v="urn:schemas-microsoft-com:vml" xmlns:wp14="http://schemas.microsoft.com/office/word/2010/wordprocessingDrawing" xmlns:wp="http://schemas.openxmlformats.org/drawingml/2006/wordprocessingDrawing" xmlns:w10="urn:schemas-microsoft-com:office:word" xmlns:w="http://schemas.openxmlformats.org/wordprocessingml/2006/main" xmlns:w14="http://schemas.microsoft.com/office/word/2010/wordml" xmlns:w15="http://schemas.microsoft.com/office/word/2012/wordml" xmlns:w16cex="http://schemas.microsoft.com/office/word/2018/wordml/cex" xmlns:w16cid="http://schemas.microsoft.com/office/word/2016/wordml/cid" xmlns:w16="http://schemas.microsoft.com/office/word/2018/wordml" xmlns:w16sdtdh="http://schemas.microsoft.com/office/word/2020/wordml/sdtdatahash" xmlns:w16se="http://schemas.microsoft.com/office/word/2015/wordml/symex" xmlns:wpg="http://schemas.microsoft.com/office/word/2010/wordprocessingGroup" xmlns:wpi="http://schemas.microsoft.com/office/word/2010/wordprocessingInk" xmlns:wne="http://schemas.microsoft.com/office/word/2006/wordml" xmlns:wps="http://schemas.microsoft.com/office/word/2010/wordprocessingShape" mc:Ignorable="w14 w15 w16se w16cid w16 w16cex w16sdtdh wp14">
+<w:hdr xmlns:wpc="http://schemas.microsoft.com/office/word/2010/wordprocessingCanvas" xmlns:cx="http://schemas.microsoft.com/office/drawing/2014/chartex" xmlns:mc="http://schemas.openxmlformats.org/markup-compatibility/2006" xmlns:o="urn:schemas-microsoft-com:office:office" xmlns:r="http://schemas.openxmlformats.org/officeDocument/2006/relationships" xmlns:m="http://schemas.openxmlformats.org/officeDocument/2006/math" xmlns:v="urn:schemas-microsoft-com:vml" xmlns:wp14="http://schemas.microsoft.com/office/word/2010/wordprocessingDrawing" xmlns:wp="http://schemas.openxmlformats.org/drawingml/2006/wordprocessingDrawing" xmlns:w10="urn:schemas-microsoft-com:office:word" xmlns:w="http://schemas.openxmlformats.org/wordprocessingml/2006/main" xmlns:w14="http://schemas.microsoft.com/office/word/2010/wordml" xmlns:w15="http://schemas.microsoft.com/office/word/2012/wordml" xmlns:w16se="http://schemas.microsoft.com/office/word/2015/wordml/symex" xmlns:wpg="http://schemas.microsoft.com/office/word/2010/wordprocessingGroup" xmlns:wpi="http://schemas.microsoft.com/office/word/2010/wordprocessingInk" xmlns:wne="http://schemas.microsoft.com/office/word/2006/wordml" xmlns:wps="http://schemas.microsoft.com/office/word/2010/wordprocessingShape" mc:Ignorable="w14 w15 w16se wp14">
   <w:p>
     <w:pPr>
       <w:pStyle w:val="af2"/>
@@ -2908,7 +2972,7 @@
       <mc:AlternateContent>
         <mc:Choice Requires="wps">
           <w:drawing>
-            <wp:anchor distT="0" distB="0" distL="114300" distR="114300" simplePos="0" relativeHeight="251656192" behindDoc="0" locked="0" layoutInCell="1" allowOverlap="1" wp14:anchorId="1535D48B" wp14:editId="4D2792A4">
+            <wp:anchor distT="0" distB="0" distL="114300" distR="114300" simplePos="0" relativeHeight="251656192" behindDoc="0" locked="0" layoutInCell="1" allowOverlap="1">
               <wp:simplePos x="0" y="0"/>
               <wp:positionH relativeFrom="column">
                 <wp:posOffset>-189865</wp:posOffset>
@@ -2971,7 +3035,7 @@
 </file>
 
 <file path=word/header3.xml><?xml version="1.0" encoding="utf-8"?>
-<w:hdr xmlns:wpc="http://schemas.microsoft.com/office/word/2010/wordprocessingCanvas" xmlns:cx="http://schemas.microsoft.com/office/drawing/2014/chartex" xmlns:cx1="http://schemas.microsoft.com/office/drawing/2015/9/8/chartex" xmlns:cx2="http://schemas.microsoft.com/office/drawing/2015/10/21/chartex" xmlns:cx3="http://schemas.microsoft.com/office/drawing/2016/5/9/chartex" xmlns:cx4="http://schemas.microsoft.com/office/drawing/2016/5/10/chartex" xmlns:cx5="http://schemas.microsoft.com/office/drawing/2016/5/11/chartex" xmlns:cx6="http://schemas.microsoft.com/office/drawing/2016/5/12/chartex" xmlns:cx7="http://schemas.microsoft.com/office/drawing/2016/5/13/chartex" xmlns:cx8="http://schemas.microsoft.com/office/drawing/2016/5/14/chartex" xmlns:mc="http://schemas.openxmlformats.org/markup-compatibility/2006" xmlns:aink="http://schemas.microsoft.com/office/drawing/2016/ink" xmlns:am3d="http://schemas.microsoft.com/office/drawing/2017/model3d" xmlns:o="urn:schemas-microsoft-com:office:office" xmlns:r="http://schemas.openxmlformats.org/officeDocument/2006/relationships" xmlns:m="http://schemas.openxmlformats.org/officeDocument/2006/math" xmlns:v="urn:schemas-microsoft-com:vml" xmlns:wp14="http://schemas.microsoft.com/office/word/2010/wordprocessingDrawing" xmlns:wp="http://schemas.openxmlformats.org/drawingml/2006/wordprocessingDrawing" xmlns:w10="urn:schemas-microsoft-com:office:word" xmlns:w="http://schemas.openxmlformats.org/wordprocessingml/2006/main" xmlns:w14="http://schemas.microsoft.com/office/word/2010/wordml" xmlns:w15="http://schemas.microsoft.com/office/word/2012/wordml" xmlns:w16cex="http://schemas.microsoft.com/office/word/2018/wordml/cex" xmlns:w16cid="http://schemas.microsoft.com/office/word/2016/wordml/cid" xmlns:w16="http://schemas.microsoft.com/office/word/2018/wordml" xmlns:w16sdtdh="http://schemas.microsoft.com/office/word/2020/wordml/sdtdatahash" xmlns:w16se="http://schemas.microsoft.com/office/word/2015/wordml/symex" xmlns:wpg="http://schemas.microsoft.com/office/word/2010/wordprocessingGroup" xmlns:wpi="http://schemas.microsoft.com/office/word/2010/wordprocessingInk" xmlns:wne="http://schemas.microsoft.com/office/word/2006/wordml" xmlns:wps="http://schemas.microsoft.com/office/word/2010/wordprocessingShape" mc:Ignorable="w14 w15 w16se w16cid w16 w16cex w16sdtdh wp14">
+<w:hdr xmlns:wpc="http://schemas.microsoft.com/office/word/2010/wordprocessingCanvas" xmlns:cx="http://schemas.microsoft.com/office/drawing/2014/chartex" xmlns:mc="http://schemas.openxmlformats.org/markup-compatibility/2006" xmlns:o="urn:schemas-microsoft-com:office:office" xmlns:r="http://schemas.openxmlformats.org/officeDocument/2006/relationships" xmlns:m="http://schemas.openxmlformats.org/officeDocument/2006/math" xmlns:v="urn:schemas-microsoft-com:vml" xmlns:wp14="http://schemas.microsoft.com/office/word/2010/wordprocessingDrawing" xmlns:wp="http://schemas.openxmlformats.org/drawingml/2006/wordprocessingDrawing" xmlns:w10="urn:schemas-microsoft-com:office:word" xmlns:w="http://schemas.openxmlformats.org/wordprocessingml/2006/main" xmlns:w14="http://schemas.microsoft.com/office/word/2010/wordml" xmlns:w15="http://schemas.microsoft.com/office/word/2012/wordml" xmlns:w16se="http://schemas.microsoft.com/office/word/2015/wordml/symex" xmlns:wpg="http://schemas.microsoft.com/office/word/2010/wordprocessingGroup" xmlns:wpi="http://schemas.microsoft.com/office/word/2010/wordprocessingInk" xmlns:wne="http://schemas.microsoft.com/office/word/2006/wordml" xmlns:wps="http://schemas.microsoft.com/office/word/2010/wordprocessingShape" mc:Ignorable="w14 w15 w16se wp14">
   <w:p>
     <w:pPr>
       <w:pStyle w:val="af2"/>
@@ -2991,7 +3055,7 @@
 </file>
 
 <file path=word/header4.xml><?xml version="1.0" encoding="utf-8"?>
-<w:hdr xmlns:wpc="http://schemas.microsoft.com/office/word/2010/wordprocessingCanvas" xmlns:cx="http://schemas.microsoft.com/office/drawing/2014/chartex" xmlns:cx1="http://schemas.microsoft.com/office/drawing/2015/9/8/chartex" xmlns:cx2="http://schemas.microsoft.com/office/drawing/2015/10/21/chartex" xmlns:cx3="http://schemas.microsoft.com/office/drawing/2016/5/9/chartex" xmlns:cx4="http://schemas.microsoft.com/office/drawing/2016/5/10/chartex" xmlns:cx5="http://schemas.microsoft.com/office/drawing/2016/5/11/chartex" xmlns:cx6="http://schemas.microsoft.com/office/drawing/2016/5/12/chartex" xmlns:cx7="http://schemas.microsoft.com/office/drawing/2016/5/13/chartex" xmlns:cx8="http://schemas.microsoft.com/office/drawing/2016/5/14/chartex" xmlns:mc="http://schemas.openxmlformats.org/markup-compatibility/2006" xmlns:aink="http://schemas.microsoft.com/office/drawing/2016/ink" xmlns:am3d="http://schemas.microsoft.com/office/drawing/2017/model3d" xmlns:o="urn:schemas-microsoft-com:office:office" xmlns:r="http://schemas.openxmlformats.org/officeDocument/2006/relationships" xmlns:m="http://schemas.openxmlformats.org/officeDocument/2006/math" xmlns:v="urn:schemas-microsoft-com:vml" xmlns:wp14="http://schemas.microsoft.com/office/word/2010/wordprocessingDrawing" xmlns:wp="http://schemas.openxmlformats.org/drawingml/2006/wordprocessingDrawing" xmlns:w10="urn:schemas-microsoft-com:office:word" xmlns:w="http://schemas.openxmlformats.org/wordprocessingml/2006/main" xmlns:w14="http://schemas.microsoft.com/office/word/2010/wordml" xmlns:w15="http://schemas.microsoft.com/office/word/2012/wordml" xmlns:w16cex="http://schemas.microsoft.com/office/word/2018/wordml/cex" xmlns:w16cid="http://schemas.microsoft.com/office/word/2016/wordml/cid" xmlns:w16="http://schemas.microsoft.com/office/word/2018/wordml" xmlns:w16sdtdh="http://schemas.microsoft.com/office/word/2020/wordml/sdtdatahash" xmlns:w16se="http://schemas.microsoft.com/office/word/2015/wordml/symex" xmlns:wpg="http://schemas.microsoft.com/office/word/2010/wordprocessingGroup" xmlns:wpi="http://schemas.microsoft.com/office/word/2010/wordprocessingInk" xmlns:wne="http://schemas.microsoft.com/office/word/2006/wordml" xmlns:wps="http://schemas.microsoft.com/office/word/2010/wordprocessingShape" mc:Ignorable="w14 w15 w16se w16cid w16 w16cex w16sdtdh wp14">
+<w:hdr xmlns:wpc="http://schemas.microsoft.com/office/word/2010/wordprocessingCanvas" xmlns:cx="http://schemas.microsoft.com/office/drawing/2014/chartex" xmlns:mc="http://schemas.openxmlformats.org/markup-compatibility/2006" xmlns:o="urn:schemas-microsoft-com:office:office" xmlns:r="http://schemas.openxmlformats.org/officeDocument/2006/relationships" xmlns:m="http://schemas.openxmlformats.org/officeDocument/2006/math" xmlns:v="urn:schemas-microsoft-com:vml" xmlns:wp14="http://schemas.microsoft.com/office/word/2010/wordprocessingDrawing" xmlns:wp="http://schemas.openxmlformats.org/drawingml/2006/wordprocessingDrawing" xmlns:w10="urn:schemas-microsoft-com:office:word" xmlns:w="http://schemas.openxmlformats.org/wordprocessingml/2006/main" xmlns:w14="http://schemas.microsoft.com/office/word/2010/wordml" xmlns:w15="http://schemas.microsoft.com/office/word/2012/wordml" xmlns:w16se="http://schemas.microsoft.com/office/word/2015/wordml/symex" xmlns:wpg="http://schemas.microsoft.com/office/word/2010/wordprocessingGroup" xmlns:wpi="http://schemas.microsoft.com/office/word/2010/wordprocessingInk" xmlns:wne="http://schemas.microsoft.com/office/word/2006/wordml" xmlns:wps="http://schemas.microsoft.com/office/word/2010/wordprocessingShape" mc:Ignorable="w14 w15 w16se wp14">
   <w:p>
     <w:pPr>
       <w:pStyle w:val="af2"/>
@@ -3001,7 +3065,7 @@
 </file>
 
 <file path=word/numbering.xml><?xml version="1.0" encoding="utf-8"?>
-<w:numbering xmlns:wpc="http://schemas.microsoft.com/office/word/2010/wordprocessingCanvas" xmlns:cx="http://schemas.microsoft.com/office/drawing/2014/chartex" xmlns:cx1="http://schemas.microsoft.com/office/drawing/2015/9/8/chartex" xmlns:cx2="http://schemas.microsoft.com/office/drawing/2015/10/21/chartex" xmlns:cx3="http://schemas.microsoft.com/office/drawing/2016/5/9/chartex" xmlns:cx4="http://schemas.microsoft.com/office/drawing/2016/5/10/chartex" xmlns:cx5="http://schemas.microsoft.com/office/drawing/2016/5/11/chartex" xmlns:cx6="http://schemas.microsoft.com/office/drawing/2016/5/12/chartex" xmlns:cx7="http://schemas.microsoft.com/office/drawing/2016/5/13/chartex" xmlns:cx8="http://schemas.microsoft.com/office/drawing/2016/5/14/chartex" xmlns:mc="http://schemas.openxmlformats.org/markup-compatibility/2006" xmlns:aink="http://schemas.microsoft.com/office/drawing/2016/ink" xmlns:am3d="http://schemas.microsoft.com/office/drawing/2017/model3d" xmlns:o="urn:schemas-microsoft-com:office:office" xmlns:r="http://schemas.openxmlformats.org/officeDocument/2006/relationships" xmlns:m="http://schemas.openxmlformats.org/officeDocument/2006/math" xmlns:v="urn:schemas-microsoft-com:vml" xmlns:wp14="http://schemas.microsoft.com/office/word/2010/wordprocessingDrawing" xmlns:wp="http://schemas.openxmlformats.org/drawingml/2006/wordprocessingDrawing" xmlns:w10="urn:schemas-microsoft-com:office:word" xmlns:w="http://schemas.openxmlformats.org/wordprocessingml/2006/main" xmlns:w14="http://schemas.microsoft.com/office/word/2010/wordml" xmlns:w15="http://schemas.microsoft.com/office/word/2012/wordml" xmlns:w16cex="http://schemas.microsoft.com/office/word/2018/wordml/cex" xmlns:w16cid="http://schemas.microsoft.com/office/word/2016/wordml/cid" xmlns:w16="http://schemas.microsoft.com/office/word/2018/wordml" xmlns:w16sdtdh="http://schemas.microsoft.com/office/word/2020/wordml/sdtdatahash" xmlns:w16se="http://schemas.microsoft.com/office/word/2015/wordml/symex" xmlns:wpg="http://schemas.microsoft.com/office/word/2010/wordprocessingGroup" xmlns:wpi="http://schemas.microsoft.com/office/word/2010/wordprocessingInk" xmlns:wne="http://schemas.microsoft.com/office/word/2006/wordml" xmlns:wps="http://schemas.microsoft.com/office/word/2010/wordprocessingShape" mc:Ignorable="w14 w15 w16se w16cid w16 w16cex w16sdtdh wp14">
+<w:numbering xmlns:wpc="http://schemas.microsoft.com/office/word/2010/wordprocessingCanvas" xmlns:cx="http://schemas.microsoft.com/office/drawing/2014/chartex" xmlns:mc="http://schemas.openxmlformats.org/markup-compatibility/2006" xmlns:o="urn:schemas-microsoft-com:office:office" xmlns:r="http://schemas.openxmlformats.org/officeDocument/2006/relationships" xmlns:m="http://schemas.openxmlformats.org/officeDocument/2006/math" xmlns:v="urn:schemas-microsoft-com:vml" xmlns:wp14="http://schemas.microsoft.com/office/word/2010/wordprocessingDrawing" xmlns:wp="http://schemas.openxmlformats.org/drawingml/2006/wordprocessingDrawing" xmlns:w10="urn:schemas-microsoft-com:office:word" xmlns:w="http://schemas.openxmlformats.org/wordprocessingml/2006/main" xmlns:w14="http://schemas.microsoft.com/office/word/2010/wordml" xmlns:w15="http://schemas.microsoft.com/office/word/2012/wordml" xmlns:w16se="http://schemas.microsoft.com/office/word/2015/wordml/symex" xmlns:wpg="http://schemas.microsoft.com/office/word/2010/wordprocessingGroup" xmlns:wpi="http://schemas.microsoft.com/office/word/2010/wordprocessingInk" xmlns:wne="http://schemas.microsoft.com/office/word/2006/wordml" xmlns:wps="http://schemas.microsoft.com/office/word/2010/wordprocessingShape" mc:Ignorable="w14 w15 w16se wp14">
   <w:abstractNum w:abstractNumId="0" w15:restartNumberingAfterBreak="0">
     <w:nsid w:val="05652B29"/>
     <w:multiLevelType w:val="multilevel"/>
@@ -5724,7 +5788,7 @@
 </file>
 
 <file path=word/styles.xml><?xml version="1.0" encoding="utf-8"?>
-<w:styles xmlns:mc="http://schemas.openxmlformats.org/markup-compatibility/2006" xmlns:r="http://schemas.openxmlformats.org/officeDocument/2006/relationships" xmlns:w="http://schemas.openxmlformats.org/wordprocessingml/2006/main" xmlns:w14="http://schemas.microsoft.com/office/word/2010/wordml" xmlns:w15="http://schemas.microsoft.com/office/word/2012/wordml" xmlns:w16cex="http://schemas.microsoft.com/office/word/2018/wordml/cex" xmlns:w16cid="http://schemas.microsoft.com/office/word/2016/wordml/cid" xmlns:w16="http://schemas.microsoft.com/office/word/2018/wordml" xmlns:w16sdtdh="http://schemas.microsoft.com/office/word/2020/wordml/sdtdatahash" xmlns:w16se="http://schemas.microsoft.com/office/word/2015/wordml/symex" mc:Ignorable="w14 w15 w16se w16cid w16 w16cex w16sdtdh">
+<w:styles xmlns:mc="http://schemas.openxmlformats.org/markup-compatibility/2006" xmlns:r="http://schemas.openxmlformats.org/officeDocument/2006/relationships" xmlns:w="http://schemas.openxmlformats.org/wordprocessingml/2006/main" xmlns:w14="http://schemas.microsoft.com/office/word/2010/wordml" xmlns:w15="http://schemas.microsoft.com/office/word/2012/wordml" xmlns:w16se="http://schemas.microsoft.com/office/word/2015/wordml/symex" mc:Ignorable="w14 w15 w16se">
   <w:docDefaults>
     <w:rPrDefault>
       <w:rPr>
@@ -5740,7 +5804,7 @@
       </w:pPr>
     </w:pPrDefault>
   </w:docDefaults>
-  <w:latentStyles w:defLockedState="0" w:defUIPriority="99" w:defSemiHidden="0" w:defUnhideWhenUsed="0" w:defQFormat="0" w:count="376">
+  <w:latentStyles w:defLockedState="0" w:defUIPriority="99" w:defSemiHidden="0" w:defUnhideWhenUsed="0" w:defQFormat="0" w:count="371">
     <w:lsdException w:name="Normal" w:uiPriority="0" w:qFormat="1"/>
     <w:lsdException w:name="heading 1" w:uiPriority="9" w:qFormat="1"/>
     <w:lsdException w:name="heading 2" w:semiHidden="1" w:uiPriority="9" w:unhideWhenUsed="1" w:qFormat="1"/>
@@ -5807,7 +5871,7 @@
     <w:lsdException w:name="Closing" w:semiHidden="1" w:unhideWhenUsed="1"/>
     <w:lsdException w:name="Signature" w:semiHidden="1" w:unhideWhenUsed="1"/>
     <w:lsdException w:name="Default Paragraph Font" w:semiHidden="1" w:uiPriority="1" w:unhideWhenUsed="1"/>
-    <w:lsdException w:name="Body Text" w:semiHidden="1" w:unhideWhenUsed="1"/>
+    <w:lsdException w:name="Body Text" w:semiHidden="1" w:uiPriority="0" w:unhideWhenUsed="1"/>
     <w:lsdException w:name="Body Text Indent" w:semiHidden="1" w:unhideWhenUsed="1"/>
     <w:lsdException w:name="List Continue" w:semiHidden="1" w:unhideWhenUsed="1"/>
     <w:lsdException w:name="List Continue 2" w:semiHidden="1" w:unhideWhenUsed="1"/>
@@ -5846,6 +5910,7 @@
     <w:lsdException w:name="HTML Sample" w:semiHidden="1" w:unhideWhenUsed="1"/>
     <w:lsdException w:name="HTML Typewriter" w:semiHidden="1" w:unhideWhenUsed="1"/>
     <w:lsdException w:name="HTML Variable" w:semiHidden="1" w:unhideWhenUsed="1"/>
+    <w:lsdException w:name="Normal Table" w:semiHidden="1" w:unhideWhenUsed="1"/>
     <w:lsdException w:name="annotation subject" w:semiHidden="1" w:unhideWhenUsed="1"/>
     <w:lsdException w:name="No List" w:semiHidden="1" w:unhideWhenUsed="1"/>
     <w:lsdException w:name="Outline List 1" w:semiHidden="1" w:unhideWhenUsed="1"/>
@@ -5888,8 +5953,11 @@
     <w:lsdException w:name="Table Contemporary" w:semiHidden="1" w:unhideWhenUsed="1"/>
     <w:lsdException w:name="Table Elegant" w:semiHidden="1" w:unhideWhenUsed="1"/>
     <w:lsdException w:name="Table Professional" w:semiHidden="1" w:unhideWhenUsed="1"/>
+    <w:lsdException w:name="Table Subtle 1" w:semiHidden="1" w:unhideWhenUsed="1"/>
     <w:lsdException w:name="Table Subtle 2" w:semiHidden="1" w:unhideWhenUsed="1"/>
     <w:lsdException w:name="Table Web 1" w:semiHidden="1" w:unhideWhenUsed="1"/>
+    <w:lsdException w:name="Table Web 2" w:semiHidden="1" w:unhideWhenUsed="1"/>
+    <w:lsdException w:name="Table Web 3" w:semiHidden="1" w:unhideWhenUsed="1"/>
     <w:lsdException w:name="Balloon Text" w:semiHidden="1" w:unhideWhenUsed="1"/>
     <w:lsdException w:name="Table Grid" w:uiPriority="59"/>
     <w:lsdException w:name="Table Theme" w:semiHidden="1" w:unhideWhenUsed="1"/>
@@ -6108,11 +6176,6 @@
     <w:lsdException w:name="List Table 5 Dark Accent 6" w:uiPriority="50"/>
     <w:lsdException w:name="List Table 6 Colorful Accent 6" w:uiPriority="51"/>
     <w:lsdException w:name="List Table 7 Colorful Accent 6" w:uiPriority="52"/>
-    <w:lsdException w:name="Mention" w:semiHidden="1" w:unhideWhenUsed="1"/>
-    <w:lsdException w:name="Smart Hyperlink" w:semiHidden="1" w:unhideWhenUsed="1"/>
-    <w:lsdException w:name="Hashtag" w:semiHidden="1" w:unhideWhenUsed="1"/>
-    <w:lsdException w:name="Unresolved Mention" w:semiHidden="1" w:unhideWhenUsed="1"/>
-    <w:lsdException w:name="Smart Link" w:semiHidden="1" w:unhideWhenUsed="1"/>
   </w:latentStyles>
   <w:style w:type="paragraph" w:default="1" w:styleId="a">
     <w:name w:val="Normal"/>
@@ -20294,7 +20357,7 @@
 </file>
 
 <file path=customXml/itemProps1.xml><?xml version="1.0" encoding="utf-8"?>
-<ds:datastoreItem xmlns:ds="http://schemas.openxmlformats.org/officeDocument/2006/customXml" ds:itemID="{39BE343D-7C2D-475C-B17B-1679D8B3BE94}">
+<ds:datastoreItem xmlns:ds="http://schemas.openxmlformats.org/officeDocument/2006/customXml" ds:itemID="{0309A773-63CB-48CF-B14D-50A75B94A4D5}">
   <ds:schemaRefs>
     <ds:schemaRef ds:uri="http://schemas.openxmlformats.org/officeDocument/2006/bibliography"/>
   </ds:schemaRefs>
